--- a/link_eshopworld/Documentation/eShopWorld_Page_Designer_Integration.docx
+++ b/link_eshopworld/Documentation/eShopWorld_Page_Designer_Integration.docx
@@ -153,14 +153,7 @@
                                     <w:sz w:val="20"/>
                                     <w:szCs w:val="20"/>
                                   </w:rPr>
-                                  <w:t>7</w:t>
-                                </w:r>
-                                <w:r>
-                                  <w:rPr>
-                                    <w:sz w:val="20"/>
-                                    <w:szCs w:val="20"/>
-                                  </w:rPr>
-                                  <w:t>.1</w:t>
+                                  <w:t>9</w:t>
                                 </w:r>
                               </w:p>
                               <w:p>
@@ -192,7 +185,7 @@
                                     <w:sz w:val="20"/>
                                     <w:szCs w:val="20"/>
                                   </w:rPr>
-                                  <w:t>July</w:t>
+                                  <w:t xml:space="preserve">October </w:t>
                                 </w:r>
                                 <w:r>
                                   <w:rPr>
@@ -295,14 +288,7 @@
                               <w:sz w:val="20"/>
                               <w:szCs w:val="20"/>
                             </w:rPr>
-                            <w:t>7</w:t>
-                          </w:r>
-                          <w:r>
-                            <w:rPr>
-                              <w:sz w:val="20"/>
-                              <w:szCs w:val="20"/>
-                            </w:rPr>
-                            <w:t>.1</w:t>
+                            <w:t>9</w:t>
                           </w:r>
                         </w:p>
                         <w:p>
@@ -334,7 +320,7 @@
                               <w:sz w:val="20"/>
                               <w:szCs w:val="20"/>
                             </w:rPr>
-                            <w:t>July</w:t>
+                            <w:t xml:space="preserve">October </w:t>
                           </w:r>
                           <w:r>
                             <w:rPr>
@@ -1647,21 +1633,7 @@
         <w:rPr>
           <w:rFonts w:ascii="Arial" w:hAnsi="Arial" w:cs="Arial"/>
         </w:rPr>
-        <w:t xml:space="preserve">The </w:t>
-      </w:r>
-      <w:proofErr w:type="spellStart"/>
-      <w:r>
-        <w:rPr>
-          <w:rFonts w:ascii="Arial" w:hAnsi="Arial" w:cs="Arial"/>
-        </w:rPr>
-        <w:t>Esw</w:t>
-      </w:r>
-      <w:proofErr w:type="spellEnd"/>
-      <w:r>
-        <w:rPr>
-          <w:rFonts w:ascii="Arial" w:hAnsi="Arial" w:cs="Arial"/>
-        </w:rPr>
-        <w:t xml:space="preserve"> cartridge seamlessly integrates with the Page Designer module within SFCC.</w:t>
+        <w:t>The Esw cartridge seamlessly integrates with the Page Designer module within SFCC.</w:t>
       </w:r>
     </w:p>
     <w:p>
@@ -1890,21 +1862,7 @@
         <w:rPr>
           <w:rFonts w:ascii="Arial" w:hAnsi="Arial" w:cs="Arial"/>
         </w:rPr>
-        <w:t xml:space="preserve"> cartridge bridges the gap between the Page Designer and localized pricing, allowing retailers to enhance their storefronts and provide a personalized shopping experience for their customers. Whether on SFRA or </w:t>
-      </w:r>
-      <w:proofErr w:type="spellStart"/>
-      <w:r>
-        <w:rPr>
-          <w:rFonts w:ascii="Arial" w:hAnsi="Arial" w:cs="Arial"/>
-        </w:rPr>
-        <w:t>SiteGenesis</w:t>
-      </w:r>
-      <w:proofErr w:type="spellEnd"/>
-      <w:r>
-        <w:rPr>
-          <w:rFonts w:ascii="Arial" w:hAnsi="Arial" w:cs="Arial"/>
-        </w:rPr>
-        <w:t>, this integration empowers retailers to showcase accurate and relevant prices to shoppers worldwide.</w:t>
+        <w:t xml:space="preserve"> cartridge bridges the gap between the Page Designer and localized pricing, allowing retailers to enhance their storefronts and provide a personalized shopping experience for their customers. Whether on SFRA or SiteGenesis, this integration empowers retailers to showcase accurate and relevant prices to shoppers worldwide.</w:t>
       </w:r>
     </w:p>
     <w:p>
@@ -1938,12 +1896,10 @@
       <w:r>
         <w:t xml:space="preserve">Setup with </w:t>
       </w:r>
-      <w:proofErr w:type="spellStart"/>
       <w:r>
         <w:t>SiteGenesis</w:t>
       </w:r>
       <w:bookmarkEnd w:id="2"/>
-      <w:proofErr w:type="spellEnd"/>
     </w:p>
     <w:p>
       <w:pPr>
@@ -1990,14 +1946,12 @@
           <w:rFonts w:ascii="Arial" w:hAnsi="Arial" w:cs="Arial"/>
         </w:rPr>
       </w:pPr>
-      <w:proofErr w:type="spellStart"/>
       <w:r>
         <w:rPr>
           <w:rFonts w:ascii="Arial" w:hAnsi="Arial" w:cs="Arial"/>
         </w:rPr>
         <w:t>app_pagedesigner_sg</w:t>
       </w:r>
-      <w:proofErr w:type="spellEnd"/>
     </w:p>
     <w:p>
       <w:pPr>
@@ -2011,14 +1965,12 @@
           <w:rFonts w:ascii="Arial" w:hAnsi="Arial" w:cs="Arial"/>
         </w:rPr>
       </w:pPr>
-      <w:proofErr w:type="spellStart"/>
       <w:r>
         <w:rPr>
           <w:rFonts w:ascii="Arial" w:hAnsi="Arial" w:cs="Arial"/>
         </w:rPr>
         <w:t>module_pagedesigner</w:t>
       </w:r>
-      <w:proofErr w:type="spellEnd"/>
     </w:p>
     <w:p>
       <w:pPr>
@@ -2036,21 +1988,7 @@
         <w:rPr>
           <w:rFonts w:ascii="Arial" w:hAnsi="Arial" w:cs="Arial"/>
         </w:rPr>
-        <w:t>Add `</w:t>
-      </w:r>
-      <w:proofErr w:type="spellStart"/>
-      <w:r>
-        <w:rPr>
-          <w:rFonts w:ascii="Arial" w:hAnsi="Arial" w:cs="Arial"/>
-        </w:rPr>
-        <w:t>bm_pagedesigner</w:t>
-      </w:r>
-      <w:proofErr w:type="spellEnd"/>
-      <w:r>
-        <w:rPr>
-          <w:rFonts w:ascii="Arial" w:hAnsi="Arial" w:cs="Arial"/>
-        </w:rPr>
-        <w:t>` to the cartridge path of the Business Manager site.</w:t>
+        <w:t>Add `bm_pagedesigner` to the cartridge path of the Business Manager site.</w:t>
       </w:r>
     </w:p>
     <w:p>
@@ -2069,21 +2007,7 @@
         <w:rPr>
           <w:rFonts w:ascii="Arial" w:hAnsi="Arial" w:cs="Arial"/>
         </w:rPr>
-        <w:t xml:space="preserve">For a </w:t>
-      </w:r>
-      <w:proofErr w:type="spellStart"/>
-      <w:r>
-        <w:rPr>
-          <w:rFonts w:ascii="Arial" w:hAnsi="Arial" w:cs="Arial"/>
-        </w:rPr>
-        <w:t>SiteGenesis</w:t>
-      </w:r>
-      <w:proofErr w:type="spellEnd"/>
-      <w:r>
-        <w:rPr>
-          <w:rFonts w:ascii="Arial" w:hAnsi="Arial" w:cs="Arial"/>
-        </w:rPr>
-        <w:t xml:space="preserve"> site, the cartridge path would look like this:</w:t>
+        <w:t>For a SiteGenesis site, the cartridge path would look like this:</w:t>
       </w:r>
     </w:p>
     <w:p>
@@ -2133,16 +2057,8 @@
         <w:rPr>
           <w:rFonts w:ascii="Arial" w:hAnsi="Arial" w:cs="Arial"/>
         </w:rPr>
-        <w:t xml:space="preserve"> cartridge following code changes are required if retailer already have enabled Page Designer support for </w:t>
-      </w:r>
-      <w:proofErr w:type="spellStart"/>
-      <w:r>
-        <w:rPr>
-          <w:rFonts w:ascii="Arial" w:hAnsi="Arial" w:cs="Arial"/>
-        </w:rPr>
-        <w:t>SiteGenesis</w:t>
-      </w:r>
-      <w:proofErr w:type="spellEnd"/>
+        <w:t xml:space="preserve"> cartridge following code changes are required if retailer already have enabled Page Designer support for SiteGenesis</w:t>
+      </w:r>
     </w:p>
     <w:p>
       <w:pPr>
@@ -2252,21 +2168,7 @@
         <w:rPr>
           <w:rFonts w:ascii="Arial" w:hAnsi="Arial" w:cs="Arial"/>
         </w:rPr>
-        <w:t>In file “sg-pagedesigner\cartridges\app_pagedesigner_sg\cartridge\scripts\util\Resource.ds” add highlighted code in function “</w:t>
-      </w:r>
-      <w:proofErr w:type="spellStart"/>
-      <w:r>
-        <w:rPr>
-          <w:rFonts w:ascii="Arial" w:hAnsi="Arial" w:cs="Arial"/>
-        </w:rPr>
-        <w:t>ResourceHelper.getUrls</w:t>
-      </w:r>
-      <w:proofErr w:type="spellEnd"/>
-      <w:r>
-        <w:rPr>
-          <w:rFonts w:ascii="Arial" w:hAnsi="Arial" w:cs="Arial"/>
-        </w:rPr>
-        <w:t>”</w:t>
+        <w:t>In file “sg-pagedesigner\cartridges\app_pagedesigner_sg\cartridge\scripts\util\Resource.ds” add highlighted code in function “ResourceHelper.getUrls”</w:t>
       </w:r>
       <w:r>
         <w:rPr>
@@ -2468,23 +2370,7 @@
           <w:rFonts w:ascii="Arial" w:hAnsi="Arial" w:cs="Arial"/>
           <w:lang w:val="en-US"/>
         </w:rPr>
-        <w:t>\Metadata\sites\</w:t>
-      </w:r>
-      <w:proofErr w:type="spellStart"/>
-      <w:r>
-        <w:rPr>
-          <w:rFonts w:ascii="Arial" w:hAnsi="Arial" w:cs="Arial"/>
-          <w:lang w:val="en-US"/>
-        </w:rPr>
-        <w:t>RefArch</w:t>
-      </w:r>
-      <w:proofErr w:type="spellEnd"/>
-      <w:r>
-        <w:rPr>
-          <w:rFonts w:ascii="Arial" w:hAnsi="Arial" w:cs="Arial"/>
-          <w:lang w:val="en-US"/>
-        </w:rPr>
-        <w:t>\esw-page-designer-example-sfra.xml</w:t>
+        <w:t>\Metadata\sites\RefArch\esw-page-designer-example-sfra.xml</w:t>
       </w:r>
     </w:p>
     <w:p>
@@ -2524,23 +2410,7 @@
           <w:rFonts w:ascii="Arial" w:hAnsi="Arial" w:cs="Arial"/>
           <w:lang w:val="en-US"/>
         </w:rPr>
-        <w:t>\Metadata\sites\</w:t>
-      </w:r>
-      <w:proofErr w:type="spellStart"/>
-      <w:r>
-        <w:rPr>
-          <w:rFonts w:ascii="Arial" w:hAnsi="Arial" w:cs="Arial"/>
-          <w:lang w:val="en-US"/>
-        </w:rPr>
-        <w:t>SiteGenesis</w:t>
-      </w:r>
-      <w:proofErr w:type="spellEnd"/>
-      <w:r>
-        <w:rPr>
-          <w:rFonts w:ascii="Arial" w:hAnsi="Arial" w:cs="Arial"/>
-          <w:lang w:val="en-US"/>
-        </w:rPr>
-        <w:t>\esw-page-designer-example-sg.xml</w:t>
+        <w:t>\Metadata\sites\SiteGenesis\esw-page-designer-example-sg.xml</w:t>
       </w:r>
     </w:p>
     <w:p>
@@ -2774,14 +2644,12 @@
         </w:rPr>
         <w:t>“</w:t>
       </w:r>
-      <w:proofErr w:type="spellStart"/>
       <w:r>
         <w:rPr>
           <w:rFonts w:ascii="Arial" w:hAnsi="Arial" w:cs="Arial"/>
         </w:rPr>
         <w:t>esw_components</w:t>
       </w:r>
-      <w:proofErr w:type="spellEnd"/>
       <w:r>
         <w:rPr>
           <w:rFonts w:ascii="Arial" w:hAnsi="Arial" w:cs="Arial"/>
@@ -4109,7 +3977,6 @@
   <w:style w:type="character" w:default="1" w:styleId="DefaultParagraphFont">
     <w:name w:val="Default Paragraph Font"/>
     <w:uiPriority w:val="1"/>
-    <w:semiHidden/>
     <w:unhideWhenUsed/>
   </w:style>
   <w:style w:type="table" w:default="1" w:styleId="TableNormal">

--- a/link_eshopworld/Documentation/eShopWorld_Page_Designer_Integration.docx
+++ b/link_eshopworld/Documentation/eShopWorld_Page_Designer_Integration.docx
@@ -146,14 +146,14 @@
                                     <w:sz w:val="20"/>
                                     <w:szCs w:val="20"/>
                                   </w:rPr>
-                                  <w:t>: 4.</w:t>
+                                  <w:t xml:space="preserve">: </w:t>
                                 </w:r>
                                 <w:r>
                                   <w:rPr>
                                     <w:sz w:val="20"/>
                                     <w:szCs w:val="20"/>
                                   </w:rPr>
-                                  <w:t>9</w:t>
+                                  <w:t>5.0.0</w:t>
                                 </w:r>
                               </w:p>
                               <w:p>
@@ -185,14 +185,21 @@
                                     <w:sz w:val="20"/>
                                     <w:szCs w:val="20"/>
                                   </w:rPr>
-                                  <w:t xml:space="preserve">October </w:t>
+                                  <w:t>February</w:t>
                                 </w:r>
                                 <w:r>
                                   <w:rPr>
                                     <w:sz w:val="20"/>
                                     <w:szCs w:val="20"/>
                                   </w:rPr>
-                                  <w:t xml:space="preserve"> 2025</w:t>
+                                  <w:t xml:space="preserve"> 202</w:t>
+                                </w:r>
+                                <w:r>
+                                  <w:rPr>
+                                    <w:sz w:val="20"/>
+                                    <w:szCs w:val="20"/>
+                                  </w:rPr>
+                                  <w:t>6</w:t>
                                 </w:r>
                               </w:p>
                               <w:p>
@@ -214,7 +221,7 @@
                                   <w:rPr>
                                     <w:rStyle w:val="span"/>
                                   </w:rPr>
-                                  <w:t>5</w:t>
+                                  <w:t>6</w:t>
                                 </w:r>
                                 <w:r>
                                   <w:rPr>
@@ -281,14 +288,14 @@
                               <w:sz w:val="20"/>
                               <w:szCs w:val="20"/>
                             </w:rPr>
-                            <w:t>: 4.</w:t>
+                            <w:t xml:space="preserve">: </w:t>
                           </w:r>
                           <w:r>
                             <w:rPr>
                               <w:sz w:val="20"/>
                               <w:szCs w:val="20"/>
                             </w:rPr>
-                            <w:t>9</w:t>
+                            <w:t>5.0.0</w:t>
                           </w:r>
                         </w:p>
                         <w:p>
@@ -320,14 +327,21 @@
                               <w:sz w:val="20"/>
                               <w:szCs w:val="20"/>
                             </w:rPr>
-                            <w:t xml:space="preserve">October </w:t>
+                            <w:t>February</w:t>
                           </w:r>
                           <w:r>
                             <w:rPr>
                               <w:sz w:val="20"/>
                               <w:szCs w:val="20"/>
                             </w:rPr>
-                            <w:t xml:space="preserve"> 2025</w:t>
+                            <w:t xml:space="preserve"> 202</w:t>
+                          </w:r>
+                          <w:r>
+                            <w:rPr>
+                              <w:sz w:val="20"/>
+                              <w:szCs w:val="20"/>
+                            </w:rPr>
+                            <w:t>6</w:t>
                           </w:r>
                         </w:p>
                         <w:p>
@@ -349,7 +363,7 @@
                             <w:rPr>
                               <w:rStyle w:val="span"/>
                             </w:rPr>
-                            <w:t>5</w:t>
+                            <w:t>6</w:t>
                           </w:r>
                           <w:r>
                             <w:rPr>
@@ -3977,6 +3991,7 @@
   <w:style w:type="character" w:default="1" w:styleId="DefaultParagraphFont">
     <w:name w:val="Default Paragraph Font"/>
     <w:uiPriority w:val="1"/>
+    <w:semiHidden/>
     <w:unhideWhenUsed/>
   </w:style>
   <w:style w:type="table" w:default="1" w:styleId="TableNormal">

--- a/link_eshopworld/Documentation/eShopWorld_Page_Designer_Integration.docx
+++ b/link_eshopworld/Documentation/eShopWorld_Page_Designer_Integration.docx
@@ -146,21 +146,14 @@
                                     <w:sz w:val="20"/>
                                     <w:szCs w:val="20"/>
                                   </w:rPr>
-                                  <w:t>: 4.</w:t>
+                                  <w:t xml:space="preserve">: </w:t>
                                 </w:r>
                                 <w:r>
                                   <w:rPr>
                                     <w:sz w:val="20"/>
                                     <w:szCs w:val="20"/>
                                   </w:rPr>
-                                  <w:t>7</w:t>
-                                </w:r>
-                                <w:r>
-                                  <w:rPr>
-                                    <w:sz w:val="20"/>
-                                    <w:szCs w:val="20"/>
-                                  </w:rPr>
-                                  <w:t>.1</w:t>
+                                  <w:t>5.0.0</w:t>
                                 </w:r>
                               </w:p>
                               <w:p>
@@ -192,14 +185,21 @@
                                     <w:sz w:val="20"/>
                                     <w:szCs w:val="20"/>
                                   </w:rPr>
-                                  <w:t>July</w:t>
+                                  <w:t>February</w:t>
                                 </w:r>
                                 <w:r>
                                   <w:rPr>
                                     <w:sz w:val="20"/>
                                     <w:szCs w:val="20"/>
                                   </w:rPr>
-                                  <w:t xml:space="preserve"> 2025</w:t>
+                                  <w:t xml:space="preserve"> 202</w:t>
+                                </w:r>
+                                <w:r>
+                                  <w:rPr>
+                                    <w:sz w:val="20"/>
+                                    <w:szCs w:val="20"/>
+                                  </w:rPr>
+                                  <w:t>6</w:t>
                                 </w:r>
                               </w:p>
                               <w:p>
@@ -221,7 +221,7 @@
                                   <w:rPr>
                                     <w:rStyle w:val="span"/>
                                   </w:rPr>
-                                  <w:t>5</w:t>
+                                  <w:t>6</w:t>
                                 </w:r>
                                 <w:r>
                                   <w:rPr>
@@ -288,21 +288,14 @@
                               <w:sz w:val="20"/>
                               <w:szCs w:val="20"/>
                             </w:rPr>
-                            <w:t>: 4.</w:t>
+                            <w:t xml:space="preserve">: </w:t>
                           </w:r>
                           <w:r>
                             <w:rPr>
                               <w:sz w:val="20"/>
                               <w:szCs w:val="20"/>
                             </w:rPr>
-                            <w:t>7</w:t>
-                          </w:r>
-                          <w:r>
-                            <w:rPr>
-                              <w:sz w:val="20"/>
-                              <w:szCs w:val="20"/>
-                            </w:rPr>
-                            <w:t>.1</w:t>
+                            <w:t>5.0.0</w:t>
                           </w:r>
                         </w:p>
                         <w:p>
@@ -334,14 +327,21 @@
                               <w:sz w:val="20"/>
                               <w:szCs w:val="20"/>
                             </w:rPr>
-                            <w:t>July</w:t>
+                            <w:t>February</w:t>
                           </w:r>
                           <w:r>
                             <w:rPr>
                               <w:sz w:val="20"/>
                               <w:szCs w:val="20"/>
                             </w:rPr>
-                            <w:t xml:space="preserve"> 2025</w:t>
+                            <w:t xml:space="preserve"> 202</w:t>
+                          </w:r>
+                          <w:r>
+                            <w:rPr>
+                              <w:sz w:val="20"/>
+                              <w:szCs w:val="20"/>
+                            </w:rPr>
+                            <w:t>6</w:t>
                           </w:r>
                         </w:p>
                         <w:p>
@@ -363,7 +363,7 @@
                             <w:rPr>
                               <w:rStyle w:val="span"/>
                             </w:rPr>
-                            <w:t>5</w:t>
+                            <w:t>6</w:t>
                           </w:r>
                           <w:r>
                             <w:rPr>
@@ -1647,21 +1647,7 @@
         <w:rPr>
           <w:rFonts w:ascii="Arial" w:hAnsi="Arial" w:cs="Arial"/>
         </w:rPr>
-        <w:t xml:space="preserve">The </w:t>
-      </w:r>
-      <w:proofErr w:type="spellStart"/>
-      <w:r>
-        <w:rPr>
-          <w:rFonts w:ascii="Arial" w:hAnsi="Arial" w:cs="Arial"/>
-        </w:rPr>
-        <w:t>Esw</w:t>
-      </w:r>
-      <w:proofErr w:type="spellEnd"/>
-      <w:r>
-        <w:rPr>
-          <w:rFonts w:ascii="Arial" w:hAnsi="Arial" w:cs="Arial"/>
-        </w:rPr>
-        <w:t xml:space="preserve"> cartridge seamlessly integrates with the Page Designer module within SFCC.</w:t>
+        <w:t>The Esw cartridge seamlessly integrates with the Page Designer module within SFCC.</w:t>
       </w:r>
     </w:p>
     <w:p>
@@ -1890,21 +1876,7 @@
         <w:rPr>
           <w:rFonts w:ascii="Arial" w:hAnsi="Arial" w:cs="Arial"/>
         </w:rPr>
-        <w:t xml:space="preserve"> cartridge bridges the gap between the Page Designer and localized pricing, allowing retailers to enhance their storefronts and provide a personalized shopping experience for their customers. Whether on SFRA or </w:t>
-      </w:r>
-      <w:proofErr w:type="spellStart"/>
-      <w:r>
-        <w:rPr>
-          <w:rFonts w:ascii="Arial" w:hAnsi="Arial" w:cs="Arial"/>
-        </w:rPr>
-        <w:t>SiteGenesis</w:t>
-      </w:r>
-      <w:proofErr w:type="spellEnd"/>
-      <w:r>
-        <w:rPr>
-          <w:rFonts w:ascii="Arial" w:hAnsi="Arial" w:cs="Arial"/>
-        </w:rPr>
-        <w:t>, this integration empowers retailers to showcase accurate and relevant prices to shoppers worldwide.</w:t>
+        <w:t xml:space="preserve"> cartridge bridges the gap between the Page Designer and localized pricing, allowing retailers to enhance their storefronts and provide a personalized shopping experience for their customers. Whether on SFRA or SiteGenesis, this integration empowers retailers to showcase accurate and relevant prices to shoppers worldwide.</w:t>
       </w:r>
     </w:p>
     <w:p>
@@ -1938,12 +1910,10 @@
       <w:r>
         <w:t xml:space="preserve">Setup with </w:t>
       </w:r>
-      <w:proofErr w:type="spellStart"/>
       <w:r>
         <w:t>SiteGenesis</w:t>
       </w:r>
       <w:bookmarkEnd w:id="2"/>
-      <w:proofErr w:type="spellEnd"/>
     </w:p>
     <w:p>
       <w:pPr>
@@ -1990,14 +1960,12 @@
           <w:rFonts w:ascii="Arial" w:hAnsi="Arial" w:cs="Arial"/>
         </w:rPr>
       </w:pPr>
-      <w:proofErr w:type="spellStart"/>
       <w:r>
         <w:rPr>
           <w:rFonts w:ascii="Arial" w:hAnsi="Arial" w:cs="Arial"/>
         </w:rPr>
         <w:t>app_pagedesigner_sg</w:t>
       </w:r>
-      <w:proofErr w:type="spellEnd"/>
     </w:p>
     <w:p>
       <w:pPr>
@@ -2011,14 +1979,12 @@
           <w:rFonts w:ascii="Arial" w:hAnsi="Arial" w:cs="Arial"/>
         </w:rPr>
       </w:pPr>
-      <w:proofErr w:type="spellStart"/>
       <w:r>
         <w:rPr>
           <w:rFonts w:ascii="Arial" w:hAnsi="Arial" w:cs="Arial"/>
         </w:rPr>
         <w:t>module_pagedesigner</w:t>
       </w:r>
-      <w:proofErr w:type="spellEnd"/>
     </w:p>
     <w:p>
       <w:pPr>
@@ -2036,21 +2002,7 @@
         <w:rPr>
           <w:rFonts w:ascii="Arial" w:hAnsi="Arial" w:cs="Arial"/>
         </w:rPr>
-        <w:t>Add `</w:t>
-      </w:r>
-      <w:proofErr w:type="spellStart"/>
-      <w:r>
-        <w:rPr>
-          <w:rFonts w:ascii="Arial" w:hAnsi="Arial" w:cs="Arial"/>
-        </w:rPr>
-        <w:t>bm_pagedesigner</w:t>
-      </w:r>
-      <w:proofErr w:type="spellEnd"/>
-      <w:r>
-        <w:rPr>
-          <w:rFonts w:ascii="Arial" w:hAnsi="Arial" w:cs="Arial"/>
-        </w:rPr>
-        <w:t>` to the cartridge path of the Business Manager site.</w:t>
+        <w:t>Add `bm_pagedesigner` to the cartridge path of the Business Manager site.</w:t>
       </w:r>
     </w:p>
     <w:p>
@@ -2069,21 +2021,7 @@
         <w:rPr>
           <w:rFonts w:ascii="Arial" w:hAnsi="Arial" w:cs="Arial"/>
         </w:rPr>
-        <w:t xml:space="preserve">For a </w:t>
-      </w:r>
-      <w:proofErr w:type="spellStart"/>
-      <w:r>
-        <w:rPr>
-          <w:rFonts w:ascii="Arial" w:hAnsi="Arial" w:cs="Arial"/>
-        </w:rPr>
-        <w:t>SiteGenesis</w:t>
-      </w:r>
-      <w:proofErr w:type="spellEnd"/>
-      <w:r>
-        <w:rPr>
-          <w:rFonts w:ascii="Arial" w:hAnsi="Arial" w:cs="Arial"/>
-        </w:rPr>
-        <w:t xml:space="preserve"> site, the cartridge path would look like this:</w:t>
+        <w:t>For a SiteGenesis site, the cartridge path would look like this:</w:t>
       </w:r>
     </w:p>
     <w:p>
@@ -2133,16 +2071,8 @@
         <w:rPr>
           <w:rFonts w:ascii="Arial" w:hAnsi="Arial" w:cs="Arial"/>
         </w:rPr>
-        <w:t xml:space="preserve"> cartridge following code changes are required if retailer already have enabled Page Designer support for </w:t>
-      </w:r>
-      <w:proofErr w:type="spellStart"/>
-      <w:r>
-        <w:rPr>
-          <w:rFonts w:ascii="Arial" w:hAnsi="Arial" w:cs="Arial"/>
-        </w:rPr>
-        <w:t>SiteGenesis</w:t>
-      </w:r>
-      <w:proofErr w:type="spellEnd"/>
+        <w:t xml:space="preserve"> cartridge following code changes are required if retailer already have enabled Page Designer support for SiteGenesis</w:t>
+      </w:r>
     </w:p>
     <w:p>
       <w:pPr>
@@ -2252,21 +2182,7 @@
         <w:rPr>
           <w:rFonts w:ascii="Arial" w:hAnsi="Arial" w:cs="Arial"/>
         </w:rPr>
-        <w:t>In file “sg-pagedesigner\cartridges\app_pagedesigner_sg\cartridge\scripts\util\Resource.ds” add highlighted code in function “</w:t>
-      </w:r>
-      <w:proofErr w:type="spellStart"/>
-      <w:r>
-        <w:rPr>
-          <w:rFonts w:ascii="Arial" w:hAnsi="Arial" w:cs="Arial"/>
-        </w:rPr>
-        <w:t>ResourceHelper.getUrls</w:t>
-      </w:r>
-      <w:proofErr w:type="spellEnd"/>
-      <w:r>
-        <w:rPr>
-          <w:rFonts w:ascii="Arial" w:hAnsi="Arial" w:cs="Arial"/>
-        </w:rPr>
-        <w:t>”</w:t>
+        <w:t>In file “sg-pagedesigner\cartridges\app_pagedesigner_sg\cartridge\scripts\util\Resource.ds” add highlighted code in function “ResourceHelper.getUrls”</w:t>
       </w:r>
       <w:r>
         <w:rPr>
@@ -2468,23 +2384,7 @@
           <w:rFonts w:ascii="Arial" w:hAnsi="Arial" w:cs="Arial"/>
           <w:lang w:val="en-US"/>
         </w:rPr>
-        <w:t>\Metadata\sites\</w:t>
-      </w:r>
-      <w:proofErr w:type="spellStart"/>
-      <w:r>
-        <w:rPr>
-          <w:rFonts w:ascii="Arial" w:hAnsi="Arial" w:cs="Arial"/>
-          <w:lang w:val="en-US"/>
-        </w:rPr>
-        <w:t>RefArch</w:t>
-      </w:r>
-      <w:proofErr w:type="spellEnd"/>
-      <w:r>
-        <w:rPr>
-          <w:rFonts w:ascii="Arial" w:hAnsi="Arial" w:cs="Arial"/>
-          <w:lang w:val="en-US"/>
-        </w:rPr>
-        <w:t>\esw-page-designer-example-sfra.xml</w:t>
+        <w:t>\Metadata\sites\RefArch\esw-page-designer-example-sfra.xml</w:t>
       </w:r>
     </w:p>
     <w:p>
@@ -2524,23 +2424,7 @@
           <w:rFonts w:ascii="Arial" w:hAnsi="Arial" w:cs="Arial"/>
           <w:lang w:val="en-US"/>
         </w:rPr>
-        <w:t>\Metadata\sites\</w:t>
-      </w:r>
-      <w:proofErr w:type="spellStart"/>
-      <w:r>
-        <w:rPr>
-          <w:rFonts w:ascii="Arial" w:hAnsi="Arial" w:cs="Arial"/>
-          <w:lang w:val="en-US"/>
-        </w:rPr>
-        <w:t>SiteGenesis</w:t>
-      </w:r>
-      <w:proofErr w:type="spellEnd"/>
-      <w:r>
-        <w:rPr>
-          <w:rFonts w:ascii="Arial" w:hAnsi="Arial" w:cs="Arial"/>
-          <w:lang w:val="en-US"/>
-        </w:rPr>
-        <w:t>\esw-page-designer-example-sg.xml</w:t>
+        <w:t>\Metadata\sites\SiteGenesis\esw-page-designer-example-sg.xml</w:t>
       </w:r>
     </w:p>
     <w:p>
@@ -2774,14 +2658,12 @@
         </w:rPr>
         <w:t>“</w:t>
       </w:r>
-      <w:proofErr w:type="spellStart"/>
       <w:r>
         <w:rPr>
           <w:rFonts w:ascii="Arial" w:hAnsi="Arial" w:cs="Arial"/>
         </w:rPr>
         <w:t>esw_components</w:t>
       </w:r>
-      <w:proofErr w:type="spellEnd"/>
       <w:r>
         <w:rPr>
           <w:rFonts w:ascii="Arial" w:hAnsi="Arial" w:cs="Arial"/>

--- a/link_eshopworld/Documentation/eShopWorld_Page_Designer_Integration.docx
+++ b/link_eshopworld/Documentation/eShopWorld_Page_Designer_Integration.docx
@@ -153,7 +153,21 @@
                                     <w:sz w:val="20"/>
                                     <w:szCs w:val="20"/>
                                   </w:rPr>
-                                  <w:t>5.0.0</w:t>
+                                  <w:t>5.</w:t>
+                                </w:r>
+                                <w:r>
+                                  <w:rPr>
+                                    <w:sz w:val="20"/>
+                                    <w:szCs w:val="20"/>
+                                  </w:rPr>
+                                  <w:t>1</w:t>
+                                </w:r>
+                                <w:r>
+                                  <w:rPr>
+                                    <w:sz w:val="20"/>
+                                    <w:szCs w:val="20"/>
+                                  </w:rPr>
+                                  <w:t>.0</w:t>
                                 </w:r>
                               </w:p>
                               <w:p>
@@ -185,7 +199,7 @@
                                     <w:sz w:val="20"/>
                                     <w:szCs w:val="20"/>
                                   </w:rPr>
-                                  <w:t>February</w:t>
+                                  <w:t>May</w:t>
                                 </w:r>
                                 <w:r>
                                   <w:rPr>
@@ -295,7 +309,21 @@
                               <w:sz w:val="20"/>
                               <w:szCs w:val="20"/>
                             </w:rPr>
-                            <w:t>5.0.0</w:t>
+                            <w:t>5.</w:t>
+                          </w:r>
+                          <w:r>
+                            <w:rPr>
+                              <w:sz w:val="20"/>
+                              <w:szCs w:val="20"/>
+                            </w:rPr>
+                            <w:t>1</w:t>
+                          </w:r>
+                          <w:r>
+                            <w:rPr>
+                              <w:sz w:val="20"/>
+                              <w:szCs w:val="20"/>
+                            </w:rPr>
+                            <w:t>.0</w:t>
                           </w:r>
                         </w:p>
                         <w:p>
@@ -327,7 +355,7 @@
                               <w:sz w:val="20"/>
                               <w:szCs w:val="20"/>
                             </w:rPr>
-                            <w:t>February</w:t>
+                            <w:t>May</w:t>
                           </w:r>
                           <w:r>
                             <w:rPr>

--- a/link_eshopworld/Documentation/eShopWorld_Page_Designer_Integration.docx
+++ b/link_eshopworld/Documentation/eShopWorld_Page_Designer_Integration.docx
@@ -167,7 +167,14 @@
                                     <w:sz w:val="20"/>
                                     <w:szCs w:val="20"/>
                                   </w:rPr>
-                                  <w:t>.0</w:t>
+                                  <w:t>.</w:t>
+                                </w:r>
+                                <w:r>
+                                  <w:rPr>
+                                    <w:sz w:val="20"/>
+                                    <w:szCs w:val="20"/>
+                                  </w:rPr>
+                                  <w:t>1</w:t>
                                 </w:r>
                               </w:p>
                               <w:p>
@@ -199,14 +206,21 @@
                                     <w:sz w:val="20"/>
                                     <w:szCs w:val="20"/>
                                   </w:rPr>
-                                  <w:t>May</w:t>
+                                  <w:t>June</w:t>
                                 </w:r>
                                 <w:r>
                                   <w:rPr>
                                     <w:sz w:val="20"/>
                                     <w:szCs w:val="20"/>
                                   </w:rPr>
-                                  <w:t xml:space="preserve"> 202</w:t>
+                                  <w:t xml:space="preserve"> </w:t>
+                                </w:r>
+                                <w:r>
+                                  <w:rPr>
+                                    <w:sz w:val="20"/>
+                                    <w:szCs w:val="20"/>
+                                  </w:rPr>
+                                  <w:t>202</w:t>
                                 </w:r>
                                 <w:r>
                                   <w:rPr>
@@ -323,7 +337,14 @@
                               <w:sz w:val="20"/>
                               <w:szCs w:val="20"/>
                             </w:rPr>
-                            <w:t>.0</w:t>
+                            <w:t>.</w:t>
+                          </w:r>
+                          <w:r>
+                            <w:rPr>
+                              <w:sz w:val="20"/>
+                              <w:szCs w:val="20"/>
+                            </w:rPr>
+                            <w:t>1</w:t>
                           </w:r>
                         </w:p>
                         <w:p>
@@ -355,14 +376,21 @@
                               <w:sz w:val="20"/>
                               <w:szCs w:val="20"/>
                             </w:rPr>
-                            <w:t>May</w:t>
+                            <w:t>June</w:t>
                           </w:r>
                           <w:r>
                             <w:rPr>
                               <w:sz w:val="20"/>
                               <w:szCs w:val="20"/>
                             </w:rPr>
-                            <w:t xml:space="preserve"> 202</w:t>
+                            <w:t xml:space="preserve"> </w:t>
+                          </w:r>
+                          <w:r>
+                            <w:rPr>
+                              <w:sz w:val="20"/>
+                              <w:szCs w:val="20"/>
+                            </w:rPr>
+                            <w:t>202</w:t>
                           </w:r>
                           <w:r>
                             <w:rPr>
@@ -4019,7 +4047,6 @@
   <w:style w:type="character" w:default="1" w:styleId="DefaultParagraphFont">
     <w:name w:val="Default Paragraph Font"/>
     <w:uiPriority w:val="1"/>
-    <w:semiHidden/>
     <w:unhideWhenUsed/>
   </w:style>
   <w:style w:type="table" w:default="1" w:styleId="TableNormal">

--- a/link_eshopworld/Documentation/eShopWorld_Page_Designer_Integration.docx
+++ b/link_eshopworld/Documentation/eShopWorld_Page_Designer_Integration.docx
@@ -153,7 +153,28 @@
                                     <w:sz w:val="20"/>
                                     <w:szCs w:val="20"/>
                                   </w:rPr>
-                                  <w:t>5.0.0</w:t>
+                                  <w:t>5.</w:t>
+                                </w:r>
+                                <w:r>
+                                  <w:rPr>
+                                    <w:sz w:val="20"/>
+                                    <w:szCs w:val="20"/>
+                                  </w:rPr>
+                                  <w:t>1</w:t>
+                                </w:r>
+                                <w:r>
+                                  <w:rPr>
+                                    <w:sz w:val="20"/>
+                                    <w:szCs w:val="20"/>
+                                  </w:rPr>
+                                  <w:t>.</w:t>
+                                </w:r>
+                                <w:r>
+                                  <w:rPr>
+                                    <w:sz w:val="20"/>
+                                    <w:szCs w:val="20"/>
+                                  </w:rPr>
+                                  <w:t>1</w:t>
                                 </w:r>
                               </w:p>
                               <w:p>
@@ -185,14 +206,21 @@
                                     <w:sz w:val="20"/>
                                     <w:szCs w:val="20"/>
                                   </w:rPr>
-                                  <w:t>February</w:t>
+                                  <w:t>June</w:t>
                                 </w:r>
                                 <w:r>
                                   <w:rPr>
                                     <w:sz w:val="20"/>
                                     <w:szCs w:val="20"/>
                                   </w:rPr>
-                                  <w:t xml:space="preserve"> 202</w:t>
+                                  <w:t xml:space="preserve"> </w:t>
+                                </w:r>
+                                <w:r>
+                                  <w:rPr>
+                                    <w:sz w:val="20"/>
+                                    <w:szCs w:val="20"/>
+                                  </w:rPr>
+                                  <w:t>202</w:t>
                                 </w:r>
                                 <w:r>
                                   <w:rPr>
@@ -295,7 +323,28 @@
                               <w:sz w:val="20"/>
                               <w:szCs w:val="20"/>
                             </w:rPr>
-                            <w:t>5.0.0</w:t>
+                            <w:t>5.</w:t>
+                          </w:r>
+                          <w:r>
+                            <w:rPr>
+                              <w:sz w:val="20"/>
+                              <w:szCs w:val="20"/>
+                            </w:rPr>
+                            <w:t>1</w:t>
+                          </w:r>
+                          <w:r>
+                            <w:rPr>
+                              <w:sz w:val="20"/>
+                              <w:szCs w:val="20"/>
+                            </w:rPr>
+                            <w:t>.</w:t>
+                          </w:r>
+                          <w:r>
+                            <w:rPr>
+                              <w:sz w:val="20"/>
+                              <w:szCs w:val="20"/>
+                            </w:rPr>
+                            <w:t>1</w:t>
                           </w:r>
                         </w:p>
                         <w:p>
@@ -327,14 +376,21 @@
                               <w:sz w:val="20"/>
                               <w:szCs w:val="20"/>
                             </w:rPr>
-                            <w:t>February</w:t>
+                            <w:t>June</w:t>
                           </w:r>
                           <w:r>
                             <w:rPr>
                               <w:sz w:val="20"/>
                               <w:szCs w:val="20"/>
                             </w:rPr>
-                            <w:t xml:space="preserve"> 202</w:t>
+                            <w:t xml:space="preserve"> </w:t>
+                          </w:r>
+                          <w:r>
+                            <w:rPr>
+                              <w:sz w:val="20"/>
+                              <w:szCs w:val="20"/>
+                            </w:rPr>
+                            <w:t>202</w:t>
                           </w:r>
                           <w:r>
                             <w:rPr>
@@ -3991,7 +4047,6 @@
   <w:style w:type="character" w:default="1" w:styleId="DefaultParagraphFont">
     <w:name w:val="Default Paragraph Font"/>
     <w:uiPriority w:val="1"/>
-    <w:semiHidden/>
     <w:unhideWhenUsed/>
   </w:style>
   <w:style w:type="table" w:default="1" w:styleId="TableNormal">
